--- a/docs/legal/review-2026-06-16/rj-ronald-j-antonelli/word/14-rj-stock-purchase-payment-receipt.docx
+++ b/docs/legal/review-2026-06-16/rj-ronald-j-antonelli/word/14-rj-stock-purchase-payment-receipt.docx
@@ -18,7 +18,7 @@
     </w:p>
     <w:p>
       <w:r>
-        <w:t>LoLo Care Inc, a Delaware corporation (the "Company"), acknowledges receipt from Ronald J. Antonelli of $[RJ TOTAL PURCHASE PRICE] as payment in full of the purchase price for 1,000,000 shares of Common Stock issued pursuant to that certain Restricted Stock Purchase Agreement dated [DATE].</w:t>
+        <w:t>Lolo Care, Inc., a Delaware corporation (the "Company"), acknowledges receipt from Ronald J. Antonelli of $10.00 as payment in full of the purchase price for 1,000,000 shares of Common Stock issued pursuant to that certain Restricted Stock Purchase Agreement dated [DATE].</w:t>
       </w:r>
     </w:p>
     <w:tbl>
@@ -158,7 +158,7 @@
           </w:tcPr>
           <w:p>
             <w:r>
-              <w:t>$[PRICE PER SHARE]</w:t>
+              <w:t>$0.00001</w:t>
             </w:r>
           </w:p>
         </w:tc>
@@ -180,7 +180,7 @@
           </w:tcPr>
           <w:p>
             <w:r>
-              <w:t>$[RJ TOTAL PURCHASE PRICE]</w:t>
+              <w:t>$10.00</w:t>
             </w:r>
           </w:p>
         </w:tc>
@@ -267,7 +267,7 @@
     </w:p>
     <w:p>
       <w:r>
-        <w:t>LoLo Care Inc</w:t>
+        <w:t>Lolo Care, Inc.</w:t>
       </w:r>
     </w:p>
     <w:p>
